--- a/Проект/Отчёт.docx
+++ b/Проект/Отчёт.docx
@@ -3697,6 +3697,9 @@
       </w:pPr>
       <w:bookmarkStart w:id="1" w:name="_Toc238162125"/>
       <w:r>
+        <w:rPr>
+          <w:lang w:val="ru-RU"/>
+        </w:rPr>
         <w:t xml:space="preserve">2. </w:t>
       </w:r>
       <w:r>
@@ -3726,16 +3729,7 @@
           <w:szCs w:val="32"/>
           <w:lang w:val="ru-RU"/>
         </w:rPr>
-        <w:t xml:space="preserve">Исходная постановка задачи заключается в построении полного многоэтапного процесса: сначала обнаружить неизвестный объект по звуку, затем </w:t>
-      </w:r>
-      <w:r>
-        <w:rPr>
-          <w:rFonts w:ascii="Times New Roman" w:hAnsi="Times New Roman" w:cs="Times New Roman"/>
-          <w:sz w:val="28"/>
-          <w:szCs w:val="32"/>
-          <w:lang w:val="ru-RU"/>
-        </w:rPr>
-        <w:t>передать сектор поиска камере, подтвердить класс объекта средствами компьютерного зрения, после чего определить его дальность и координаты с точностью порядка шара радиусом 1–3 м и вести объект во времени с оценкой скорости и вектора движения.</w:t>
+        <w:t>Исходная постановка задачи заключается в построении полного многоэтапного процесса: сначала обнаружить неизвестный объект по звуку, затем передать сектор поиска камере, подтвердить класс объекта средствами компьютерного зрения, после чего определить его дальность и координаты с точностью порядка шара радиусом 1–3 м и вести объект во времени с оценкой скорости и вектора движения.</w:t>
       </w:r>
     </w:p>
     <w:p>
@@ -3757,7 +3751,17 @@
           <w:szCs w:val="32"/>
           <w:lang w:val="ru-RU"/>
         </w:rPr>
-        <w:t>В процессе исследования задача была сужена до двух практических типов объектов: автомобиль и дрон. Для автомобиля рассматривается преимущественно широкополосный акустический источник, для дрона — низкочастотный и более узкополосный источник, связанный в первую очередь с работой винтов. Такое разделение необходимо, потому что один и тот же акустический алгоритм не является одинаково хорошим для обоих объектов.</w:t>
+        <w:t xml:space="preserve">В процессе исследования задача была сужена до двух практических типов объектов: автомобиль и дрон. Для автомобиля рассматривается преимущественно широкополосный акустический источник, для дрона — низкочастотный и более узкополосный источник, связанный в первую очередь с работой винтов. Такое </w:t>
+      </w:r>
+      <w:r>
+        <w:rPr>
+          <w:rFonts w:ascii="Times New Roman" w:hAnsi="Times New Roman" w:cs="Times New Roman"/>
+          <w:sz w:val="28"/>
+          <w:szCs w:val="32"/>
+          <w:lang w:val="ru-RU"/>
+        </w:rPr>
+        <w:lastRenderedPageBreak/>
+        <w:t>разделение необходимо, потому что один и тот же акустический алгоритм не является одинаково хорошим для обоих объектов.</w:t>
       </w:r>
     </w:p>
     <w:p>
@@ -4074,7 +4078,7 @@
           <w:szCs w:val="32"/>
           <w:lang w:val="ru-RU"/>
         </w:rPr>
-        <w:t xml:space="preserve">В демонстрационной части </w:t>
+        <w:t>В демонстрационной части использовалась следующая цепочка: изображение переводится в оттенки серого, размер</w:t>
       </w:r>
       <w:r>
         <w:rPr>
@@ -4083,7 +4087,7 @@
           <w:szCs w:val="32"/>
           <w:lang w:val="ru-RU"/>
         </w:rPr>
-        <w:t xml:space="preserve">использовалась следующая цепочка: изображение переводится в оттенки серого, </w:t>
+        <w:t xml:space="preserve"> изображения</w:t>
       </w:r>
       <w:r>
         <w:rPr>
@@ -4092,34 +4096,7 @@
           <w:szCs w:val="32"/>
           <w:lang w:val="ru-RU"/>
         </w:rPr>
-        <w:t>размер</w:t>
-      </w:r>
-      <w:r>
-        <w:rPr>
-          <w:rFonts w:ascii="Times New Roman" w:hAnsi="Times New Roman" w:cs="Times New Roman"/>
-          <w:sz w:val="28"/>
-          <w:szCs w:val="32"/>
-          <w:lang w:val="ru-RU"/>
-        </w:rPr>
-        <w:t xml:space="preserve"> изображения</w:t>
-      </w:r>
-      <w:r>
-        <w:rPr>
-          <w:rFonts w:ascii="Times New Roman" w:hAnsi="Times New Roman" w:cs="Times New Roman"/>
-          <w:sz w:val="28"/>
-          <w:szCs w:val="32"/>
-          <w:lang w:val="ru-RU"/>
-        </w:rPr>
-        <w:t xml:space="preserve"> 32×32 пикселя</w:t>
-      </w:r>
-      <w:r>
-        <w:rPr>
-          <w:rFonts w:ascii="Times New Roman" w:hAnsi="Times New Roman" w:cs="Times New Roman"/>
-          <w:sz w:val="28"/>
-          <w:szCs w:val="32"/>
-          <w:lang w:val="ru-RU"/>
-        </w:rPr>
-        <w:t xml:space="preserve">, проектируются в </w:t>
+        <w:t xml:space="preserve"> 32×32 пикселя, проектируются в </w:t>
       </w:r>
       <w:r>
         <w:rPr>
@@ -4399,6 +4376,7 @@
                 <w:sz w:val="28"/>
                 <w:szCs w:val="32"/>
               </w:rPr>
+              <w:lastRenderedPageBreak/>
               <w:t>PCA</w:t>
             </w:r>
             <w:r>
@@ -4491,16 +4469,7 @@
                 <w:szCs w:val="32"/>
                 <w:lang w:val="ru-RU"/>
               </w:rPr>
-              <w:t>Оценка</w:t>
-            </w:r>
-            <w:r>
-              <w:rPr>
-                <w:rFonts w:ascii="Times New Roman" w:hAnsi="Times New Roman" w:cs="Times New Roman"/>
-                <w:sz w:val="28"/>
-                <w:szCs w:val="32"/>
-                <w:lang w:val="ru-RU"/>
-              </w:rPr>
-              <w:t xml:space="preserve"> для компактного классификатора; в ноутбуке фактическое время не измерялось.</w:t>
+              <w:t>Оценка для компактного классификатора; в ноутбуке фактическое время не измерялось.</w:t>
             </w:r>
           </w:p>
         </w:tc>
@@ -4543,15 +4512,7 @@
                 <w:sz w:val="28"/>
                 <w:szCs w:val="32"/>
               </w:rPr>
-              <w:t xml:space="preserve"> </w:t>
-            </w:r>
-            <w:r>
-              <w:rPr>
-                <w:rFonts w:ascii="Times New Roman" w:hAnsi="Times New Roman" w:cs="Times New Roman"/>
-                <w:sz w:val="28"/>
-                <w:szCs w:val="32"/>
-              </w:rPr>
-              <w:t xml:space="preserve">detector </w:t>
+              <w:t xml:space="preserve"> detector </w:t>
             </w:r>
             <w:proofErr w:type="spellStart"/>
             <w:r>
@@ -4996,41 +4957,18 @@
       <w:pPr>
         <w:pStyle w:val="1"/>
         <w:ind w:firstLine="720"/>
+        <w:rPr>
+          <w:lang w:val="ru-RU"/>
+        </w:rPr>
       </w:pPr>
       <w:bookmarkStart w:id="3" w:name="_Toc238162127"/>
       <w:r>
-        <w:t xml:space="preserve">3. </w:t>
-      </w:r>
-      <w:proofErr w:type="spellStart"/>
-      <w:r>
-        <w:t>Временной</w:t>
-      </w:r>
-      <w:proofErr w:type="spellEnd"/>
-      <w:r>
-        <w:t xml:space="preserve"> </w:t>
-      </w:r>
-      <w:proofErr w:type="spellStart"/>
-      <w:r>
-        <w:t>бюджет</w:t>
-      </w:r>
-      <w:proofErr w:type="spellEnd"/>
-      <w:r>
-        <w:t xml:space="preserve"> </w:t>
-      </w:r>
-      <w:proofErr w:type="spellStart"/>
-      <w:r>
-        <w:t>полного</w:t>
-      </w:r>
-      <w:proofErr w:type="spellEnd"/>
-      <w:r>
-        <w:t xml:space="preserve"> </w:t>
-      </w:r>
-      <w:proofErr w:type="spellStart"/>
-      <w:r>
-        <w:t>процесса</w:t>
+        <w:rPr>
+          <w:lang w:val="ru-RU"/>
+        </w:rPr>
+        <w:t>3. Временной бюджет полного процесса</w:t>
       </w:r>
       <w:bookmarkEnd w:id="3"/>
-      <w:proofErr w:type="spellEnd"/>
     </w:p>
     <w:p>
       <w:pPr>
@@ -5226,7 +5164,17 @@
           <w:szCs w:val="28"/>
           <w:lang w:val="ru-RU"/>
         </w:rPr>
-        <w:t xml:space="preserve">Из этого получается важный инженерный вывод: основным элементом задержки в текущей постановке является не классификация изображения, а физическое наведение камеры. Поэтому оптимизация должна в первую очередь уменьшать сектор поворота и использовать акустический </w:t>
+        <w:t xml:space="preserve">Из этого получается важный инженерный вывод: основным элементом задержки в текущей постановке является не классификация изображения, а </w:t>
+      </w:r>
+      <w:r>
+        <w:rPr>
+          <w:rFonts w:ascii="Times New Roman" w:hAnsi="Times New Roman" w:cs="Times New Roman"/>
+          <w:sz w:val="28"/>
+          <w:szCs w:val="28"/>
+          <w:lang w:val="ru-RU"/>
+        </w:rPr>
+        <w:lastRenderedPageBreak/>
+        <w:t xml:space="preserve">физическое наведение камеры. Поэтому оптимизация должна в первую очередь уменьшать сектор поворота и использовать акустический </w:t>
       </w:r>
       <w:r>
         <w:rPr>
@@ -5373,15 +5321,7 @@
           <w:sz w:val="28"/>
           <w:szCs w:val="28"/>
         </w:rPr>
-        <w:t xml:space="preserve"> = 0,25 · PARK_SECTOR / PAN_SPEED ≈ 0,25 · 2,094 / 1,047 ≈ 0,50 с = 500</w:t>
-      </w:r>
-      <w:r>
-        <w:rPr>
-          <w:rFonts w:ascii="Times New Roman" w:hAnsi="Times New Roman" w:cs="Times New Roman"/>
-          <w:sz w:val="28"/>
-          <w:szCs w:val="28"/>
-        </w:rPr>
-        <w:t>мс.</w:t>
+        <w:t xml:space="preserve"> = 0,25 · PARK_SECTOR / PAN_SPEED ≈ 0,25 · 2,094 / 1,047 ≈ 0,50 с = 500мс.</w:t>
       </w:r>
     </w:p>
     <w:p>
@@ -5496,16 +5436,7 @@
           <w:szCs w:val="28"/>
           <w:lang w:val="ru-RU"/>
         </w:rPr>
-        <w:t xml:space="preserve"> = 500 + 300 = 800</w:t>
-      </w:r>
-      <w:r>
-        <w:rPr>
-          <w:rFonts w:ascii="Times New Roman" w:hAnsi="Times New Roman" w:cs="Times New Roman"/>
-          <w:sz w:val="28"/>
-          <w:szCs w:val="28"/>
-          <w:lang w:val="ru-RU"/>
-        </w:rPr>
-        <w:t>мс, если 3</w:t>
+        <w:t xml:space="preserve"> = 500 + 300 = 800мс, если 3</w:t>
       </w:r>
       <w:r>
         <w:rPr>
@@ -5699,16 +5630,7 @@
           <w:szCs w:val="28"/>
           <w:lang w:val="ru-RU"/>
         </w:rPr>
-        <w:t xml:space="preserve">=500 мс. Именно этот режим может </w:t>
-      </w:r>
-      <w:r>
-        <w:rPr>
-          <w:rFonts w:ascii="Times New Roman" w:hAnsi="Times New Roman" w:cs="Times New Roman"/>
-          <w:sz w:val="28"/>
-          <w:szCs w:val="28"/>
-          <w:lang w:val="ru-RU"/>
-        </w:rPr>
-        <w:t xml:space="preserve">вывести процесс за предел 2 с в плохом </w:t>
+        <w:t xml:space="preserve">=500 мс. Именно этот режим может вывести процесс за предел 2 с в плохом </w:t>
       </w:r>
       <w:r>
         <w:rPr>
@@ -5993,15 +5915,7 @@
                 <w:sz w:val="28"/>
                 <w:szCs w:val="28"/>
               </w:rPr>
-              <w:t>T=0,1</w:t>
-            </w:r>
-            <w:r>
-              <w:rPr>
-                <w:rFonts w:ascii="Times New Roman" w:hAnsi="Times New Roman" w:cs="Times New Roman"/>
-                <w:sz w:val="28"/>
-                <w:szCs w:val="28"/>
-              </w:rPr>
-              <w:t xml:space="preserve">с в </w:t>
+              <w:t xml:space="preserve">T=0,1с в </w:t>
             </w:r>
             <w:proofErr w:type="spellStart"/>
             <w:r>
@@ -6077,15 +5991,7 @@
                 <w:sz w:val="28"/>
                 <w:szCs w:val="28"/>
               </w:rPr>
-              <w:t>100</w:t>
-            </w:r>
-            <w:r>
-              <w:rPr>
-                <w:rFonts w:ascii="Times New Roman" w:hAnsi="Times New Roman" w:cs="Times New Roman"/>
-                <w:sz w:val="28"/>
-                <w:szCs w:val="28"/>
-              </w:rPr>
-              <w:t>мс</w:t>
+              <w:t>100мс</w:t>
             </w:r>
           </w:p>
         </w:tc>
@@ -6290,15 +6196,7 @@
                 <w:sz w:val="28"/>
                 <w:szCs w:val="28"/>
               </w:rPr>
-              <w:t>20–40</w:t>
-            </w:r>
-            <w:r>
-              <w:rPr>
-                <w:rFonts w:ascii="Times New Roman" w:hAnsi="Times New Roman" w:cs="Times New Roman"/>
-                <w:sz w:val="28"/>
-                <w:szCs w:val="28"/>
-              </w:rPr>
-              <w:t>мс</w:t>
+              <w:t>20–40мс</w:t>
             </w:r>
           </w:p>
         </w:tc>
@@ -6452,15 +6350,7 @@
                 <w:sz w:val="28"/>
                 <w:szCs w:val="28"/>
               </w:rPr>
-              <w:t>10–30</w:t>
-            </w:r>
-            <w:r>
-              <w:rPr>
-                <w:rFonts w:ascii="Times New Roman" w:hAnsi="Times New Roman" w:cs="Times New Roman"/>
-                <w:sz w:val="28"/>
-                <w:szCs w:val="28"/>
-              </w:rPr>
-              <w:t>мс</w:t>
+              <w:t>10–30мс</w:t>
             </w:r>
           </w:p>
         </w:tc>
@@ -6578,15 +6468,7 @@
                 <w:sz w:val="28"/>
                 <w:szCs w:val="28"/>
               </w:rPr>
-              <w:t>5–20</w:t>
-            </w:r>
-            <w:r>
-              <w:rPr>
-                <w:rFonts w:ascii="Times New Roman" w:hAnsi="Times New Roman" w:cs="Times New Roman"/>
-                <w:sz w:val="28"/>
-                <w:szCs w:val="28"/>
-              </w:rPr>
-              <w:t>мс</w:t>
+              <w:t>5–20мс</w:t>
             </w:r>
           </w:p>
         </w:tc>
@@ -6776,15 +6658,7 @@
                 <w:sz w:val="28"/>
                 <w:szCs w:val="28"/>
               </w:rPr>
-              <w:t>≈500</w:t>
-            </w:r>
-            <w:r>
-              <w:rPr>
-                <w:rFonts w:ascii="Times New Roman" w:hAnsi="Times New Roman" w:cs="Times New Roman"/>
-                <w:sz w:val="28"/>
-                <w:szCs w:val="28"/>
-              </w:rPr>
-              <w:t>мс</w:t>
+              <w:t>≈500мс</w:t>
             </w:r>
           </w:p>
         </w:tc>
@@ -6918,15 +6792,7 @@
                 <w:sz w:val="28"/>
                 <w:szCs w:val="28"/>
               </w:rPr>
-              <w:t>300</w:t>
-            </w:r>
-            <w:r>
-              <w:rPr>
-                <w:rFonts w:ascii="Times New Roman" w:hAnsi="Times New Roman" w:cs="Times New Roman"/>
-                <w:sz w:val="28"/>
-                <w:szCs w:val="28"/>
-              </w:rPr>
-              <w:t>мс</w:t>
+              <w:t>300мс</w:t>
             </w:r>
           </w:p>
         </w:tc>
@@ -6953,7 +6819,17 @@
                 <w:szCs w:val="28"/>
                 <w:lang w:val="ru-RU"/>
               </w:rPr>
-              <w:t xml:space="preserve">Классификация объекта </w:t>
+              <w:t xml:space="preserve">Классификация </w:t>
+            </w:r>
+            <w:r>
+              <w:rPr>
+                <w:rFonts w:ascii="Times New Roman" w:hAnsi="Times New Roman" w:cs="Times New Roman"/>
+                <w:sz w:val="28"/>
+                <w:szCs w:val="28"/>
+                <w:lang w:val="ru-RU"/>
+              </w:rPr>
+              <w:lastRenderedPageBreak/>
+              <w:t xml:space="preserve">объекта </w:t>
             </w:r>
             <w:r>
               <w:rPr>
@@ -7019,6 +6895,7 @@
                 <w:sz w:val="28"/>
                 <w:szCs w:val="28"/>
               </w:rPr>
+              <w:lastRenderedPageBreak/>
               <w:t>не</w:t>
             </w:r>
             <w:proofErr w:type="spellEnd"/>
@@ -7104,15 +6981,7 @@
                 <w:sz w:val="28"/>
                 <w:szCs w:val="28"/>
               </w:rPr>
-              <w:t>5–40</w:t>
-            </w:r>
-            <w:r>
-              <w:rPr>
-                <w:rFonts w:ascii="Times New Roman" w:hAnsi="Times New Roman" w:cs="Times New Roman"/>
-                <w:sz w:val="28"/>
-                <w:szCs w:val="28"/>
-              </w:rPr>
-              <w:t>мс</w:t>
+              <w:t>5–40мс</w:t>
             </w:r>
           </w:p>
         </w:tc>
@@ -7274,15 +7143,7 @@
                 <w:sz w:val="28"/>
                 <w:szCs w:val="28"/>
               </w:rPr>
-              <w:t>30–80</w:t>
-            </w:r>
-            <w:r>
-              <w:rPr>
-                <w:rFonts w:ascii="Times New Roman" w:hAnsi="Times New Roman" w:cs="Times New Roman"/>
-                <w:sz w:val="28"/>
-                <w:szCs w:val="28"/>
-              </w:rPr>
-              <w:t>мс</w:t>
+              <w:t>30–80мс</w:t>
             </w:r>
           </w:p>
         </w:tc>
@@ -7307,15 +7168,7 @@
                 <w:sz w:val="28"/>
                 <w:szCs w:val="28"/>
               </w:rPr>
-              <w:t xml:space="preserve">3D </w:t>
-            </w:r>
-            <w:r>
-              <w:rPr>
-                <w:rFonts w:ascii="Times New Roman" w:hAnsi="Times New Roman" w:cs="Times New Roman"/>
-                <w:sz w:val="28"/>
-                <w:szCs w:val="28"/>
-              </w:rPr>
-              <w:t xml:space="preserve">fusion + </w:t>
+              <w:t xml:space="preserve">3D fusion + </w:t>
             </w:r>
             <w:proofErr w:type="spellStart"/>
             <w:r>
@@ -7452,15 +7305,7 @@
                 <w:sz w:val="28"/>
                 <w:szCs w:val="28"/>
               </w:rPr>
-              <w:t>5–20</w:t>
-            </w:r>
-            <w:r>
-              <w:rPr>
-                <w:rFonts w:ascii="Times New Roman" w:hAnsi="Times New Roman" w:cs="Times New Roman"/>
-                <w:sz w:val="28"/>
-                <w:szCs w:val="28"/>
-              </w:rPr>
-              <w:t>мс</w:t>
+              <w:t>5–20мс</w:t>
             </w:r>
           </w:p>
         </w:tc>
@@ -7919,16 +7764,7 @@
           <w:szCs w:val="28"/>
           <w:lang w:val="ru-RU"/>
         </w:rPr>
-        <w:t xml:space="preserve">Для 2-секундного бюджета рекомендуется закладывать не менее 400–600 мс резерва. Этот резерв необходим не для нормального вычислительного цикла, а для повторного акустического окна, задержки сети, повторного </w:t>
-      </w:r>
-      <w:r>
-        <w:rPr>
-          <w:rFonts w:ascii="Times New Roman" w:hAnsi="Times New Roman" w:cs="Times New Roman"/>
-          <w:sz w:val="28"/>
-          <w:szCs w:val="28"/>
-          <w:lang w:val="ru-RU"/>
-        </w:rPr>
-        <w:t xml:space="preserve">наведения, пропуска кадра или повторной оценки </w:t>
+        <w:t xml:space="preserve">Для 2-секундного бюджета рекомендуется закладывать не менее 400–600 мс резерва. Этот резерв необходим не для нормального вычислительного цикла, а для повторного акустического окна, задержки сети, повторного наведения, пропуска кадра или повторной оценки </w:t>
       </w:r>
       <w:proofErr w:type="spellStart"/>
       <w:r>
@@ -7993,25 +7829,7 @@
           <w:szCs w:val="28"/>
           <w:lang w:val="ru-RU"/>
         </w:rPr>
-        <w:t xml:space="preserve">В данном разделе оценивается вероятность того, что полный цикл системы – от акустического срабатывания до получения финальной координаты – уложится в жёсткий лимит 2 секунды. Рассматриваются различные условия среды (поле, лес, город), время суток (день/ночь) и типы объектов (автомобиль, дрон). Все оценки основаны на расчётных данных модели (см. сводку лучших конфигураций) и временном бюджете из </w:t>
-      </w:r>
-      <w:r>
-        <w:rPr>
-          <w:rFonts w:ascii="Times New Roman" w:hAnsi="Times New Roman" w:cs="Times New Roman"/>
-          <w:sz w:val="28"/>
-          <w:szCs w:val="28"/>
-          <w:lang w:val="ru-RU"/>
-        </w:rPr>
-        <w:t>пункта</w:t>
-      </w:r>
-      <w:r>
-        <w:rPr>
-          <w:rFonts w:ascii="Times New Roman" w:hAnsi="Times New Roman" w:cs="Times New Roman"/>
-          <w:sz w:val="28"/>
-          <w:szCs w:val="28"/>
-          <w:lang w:val="ru-RU"/>
-        </w:rPr>
-        <w:t xml:space="preserve"> 3.</w:t>
+        <w:t>В данном разделе оценивается вероятность того, что полный цикл системы – от акустического срабатывания до получения финальной координаты – уложится в жёсткий лимит 2 секунды. Рассматриваются различные условия среды (поле, лес, город), время суток (день/ночь) и типы объектов (автомобиль, дрон). Все оценки основаны на расчётных данных модели (см. сводку лучших конфигураций) и временном бюджете из пункта 3.</w:t>
       </w:r>
     </w:p>
     <w:p>
@@ -8198,6 +8016,7 @@
           <w:szCs w:val="28"/>
           <w:lang w:val="ru-RU"/>
         </w:rPr>
+        <w:lastRenderedPageBreak/>
         <w:t>Механическое наведение</w:t>
       </w:r>
       <w:r>
@@ -8219,17 +8038,6 @@
         </w:rPr>
         <w:t>σθ</w:t>
       </w:r>
-      <w:r>
-        <w:rPr>
-          <w:rFonts w:ascii="Times New Roman" w:hAnsi="Times New Roman" w:cs="Times New Roman"/>
-          <w:i/>
-          <w:iCs/>
-          <w:sz w:val="28"/>
-          <w:szCs w:val="28"/>
-          <w:lang w:val="ru-RU"/>
-        </w:rPr>
-        <w:t>σθ</w:t>
-      </w:r>
       <w:proofErr w:type="spellEnd"/>
       <w:r>
         <w:rPr>
@@ -8238,7 +8046,7 @@
           <w:szCs w:val="28"/>
           <w:lang w:val="ru-RU"/>
         </w:rPr>
-        <w:t>​ и выбранного поля зрения камеры (FOV).</w:t>
+        <w:t> и выбранного поля зрения камеры (FOV).</w:t>
       </w:r>
     </w:p>
     <w:p>
@@ -9696,6 +9504,7 @@
                 <w:szCs w:val="28"/>
                 <w:lang w:val="ru-RU"/>
               </w:rPr>
+              <w:lastRenderedPageBreak/>
               <w:t>Лес</w:t>
             </w:r>
           </w:p>
@@ -11779,6 +11588,7 @@
           <w:szCs w:val="28"/>
           <w:lang w:val="ru-RU"/>
         </w:rPr>
+        <w:lastRenderedPageBreak/>
         <w:t>Формула</w:t>
       </w:r>
     </w:p>
@@ -13944,6 +13754,7 @@
         <w:rPr>
           <w:lang w:val="ru-RU"/>
         </w:rPr>
+        <w:lastRenderedPageBreak/>
         <w:t>6</w:t>
       </w:r>
       <w:r>
@@ -16646,6 +16457,7 @@
           <w:szCs w:val="32"/>
           <w:lang w:val="ru-RU"/>
         </w:rPr>
+        <w:lastRenderedPageBreak/>
         <w:t>Чем лучше датчики покрывают разные направления, тем устойчивее обратная задача. Линейная схема имеет худшую обусловленность, круговая лучше, а объёмная тетраэдрическая схема в модели имеет наименьший геометрический штраф.</w:t>
       </w:r>
     </w:p>
@@ -17726,6 +17538,7 @@
                 <w:sz w:val="28"/>
                 <w:szCs w:val="28"/>
               </w:rPr>
+              <w:lastRenderedPageBreak/>
               <w:t>Источник</w:t>
             </w:r>
             <w:proofErr w:type="spellEnd"/>
@@ -19639,7 +19452,16 @@
                 <w:sz w:val="28"/>
                 <w:szCs w:val="28"/>
               </w:rPr>
-              <w:t>14 mic / SRP / compact / 8K FOV15</w:t>
+              <w:t xml:space="preserve">14 mic / SRP / compact / 8K </w:t>
+            </w:r>
+            <w:r>
+              <w:rPr>
+                <w:rFonts w:ascii="Times New Roman" w:hAnsi="Times New Roman" w:cs="Times New Roman"/>
+                <w:sz w:val="28"/>
+                <w:szCs w:val="28"/>
+              </w:rPr>
+              <w:lastRenderedPageBreak/>
+              <w:t>FOV15</w:t>
             </w:r>
           </w:p>
         </w:tc>
@@ -19675,6 +19497,7 @@
                 <w:sz w:val="28"/>
                 <w:szCs w:val="28"/>
               </w:rPr>
+              <w:lastRenderedPageBreak/>
               <w:t>quiet</w:t>
             </w:r>
           </w:p>
@@ -21440,6 +21263,7 @@
           <w:rFonts w:cs="Times New Roman"/>
           <w:lang w:val="ru-RU"/>
         </w:rPr>
+        <w:lastRenderedPageBreak/>
         <w:t>11</w:t>
       </w:r>
       <w:r>
@@ -23371,6 +23195,7 @@
                 <w:sz w:val="28"/>
                 <w:szCs w:val="28"/>
               </w:rPr>
+              <w:lastRenderedPageBreak/>
               <w:t>7 м/с</w:t>
             </w:r>
           </w:p>
@@ -24338,7 +24163,6 @@
           <w:rFonts w:ascii="Times New Roman" w:hAnsi="Times New Roman" w:cs="Times New Roman"/>
           <w:sz w:val="28"/>
           <w:szCs w:val="32"/>
-          <w:lang w:val="ru-RU"/>
         </w:rPr>
       </w:pPr>
       <w:proofErr w:type="spellStart"/>
@@ -24356,7 +24180,6 @@
           <w:rFonts w:ascii="Times New Roman" w:hAnsi="Times New Roman" w:cs="Times New Roman"/>
           <w:sz w:val="28"/>
           <w:szCs w:val="32"/>
-          <w:lang w:val="ru-RU"/>
         </w:rPr>
         <w:t xml:space="preserve"> = √[(</w:t>
       </w:r>
@@ -24369,30 +24192,102 @@
         </w:rPr>
         <w:t>σbase</w:t>
       </w:r>
+      <w:r>
+        <w:rPr>
+          <w:rFonts w:ascii="Times New Roman" w:hAnsi="Times New Roman" w:cs="Times New Roman"/>
+          <w:sz w:val="28"/>
+          <w:szCs w:val="32"/>
+        </w:rPr>
+        <w:t>·</w:t>
+      </w:r>
+      <w:r>
+        <w:rPr>
+          <w:rFonts w:ascii="Times New Roman" w:hAnsi="Times New Roman" w:cs="Times New Roman"/>
+          <w:sz w:val="28"/>
+          <w:szCs w:val="32"/>
+        </w:rPr>
+        <w:t>F</w:t>
+      </w:r>
+      <w:r>
+        <w:rPr>
+          <w:rFonts w:ascii="Times New Roman" w:hAnsi="Times New Roman" w:cs="Times New Roman"/>
+          <w:sz w:val="28"/>
+          <w:szCs w:val="32"/>
+        </w:rPr>
+        <w:t>_</w:t>
+      </w:r>
+      <w:r>
+        <w:rPr>
+          <w:rFonts w:ascii="Times New Roman" w:hAnsi="Times New Roman" w:cs="Times New Roman"/>
+          <w:sz w:val="28"/>
+          <w:szCs w:val="32"/>
+        </w:rPr>
+        <w:t>spec</w:t>
+      </w:r>
+      <w:r>
+        <w:rPr>
+          <w:rFonts w:ascii="Times New Roman" w:hAnsi="Times New Roman" w:cs="Times New Roman"/>
+          <w:sz w:val="28"/>
+          <w:szCs w:val="32"/>
+        </w:rPr>
+        <w:t>·</w:t>
+      </w:r>
+      <w:r>
+        <w:rPr>
+          <w:rFonts w:ascii="Times New Roman" w:hAnsi="Times New Roman" w:cs="Times New Roman"/>
+          <w:sz w:val="28"/>
+          <w:szCs w:val="32"/>
+        </w:rPr>
+        <w:t>F</w:t>
+      </w:r>
+      <w:r>
+        <w:rPr>
+          <w:rFonts w:ascii="Times New Roman" w:hAnsi="Times New Roman" w:cs="Times New Roman"/>
+          <w:sz w:val="28"/>
+          <w:szCs w:val="32"/>
+        </w:rPr>
+        <w:t>_</w:t>
+      </w:r>
+      <w:proofErr w:type="gramStart"/>
+      <w:r>
+        <w:rPr>
+          <w:rFonts w:ascii="Times New Roman" w:hAnsi="Times New Roman" w:cs="Times New Roman"/>
+          <w:sz w:val="28"/>
+          <w:szCs w:val="32"/>
+        </w:rPr>
+        <w:t>mp</w:t>
+      </w:r>
       <w:proofErr w:type="spellEnd"/>
       <w:r>
         <w:rPr>
           <w:rFonts w:ascii="Times New Roman" w:hAnsi="Times New Roman" w:cs="Times New Roman"/>
           <w:sz w:val="28"/>
           <w:szCs w:val="32"/>
-          <w:lang w:val="ru-RU"/>
-        </w:rPr>
-        <w:t>·</w:t>
-      </w:r>
+        </w:rPr>
+        <w:t>)²</w:t>
+      </w:r>
+      <w:proofErr w:type="gramEnd"/>
       <w:r>
         <w:rPr>
           <w:rFonts w:ascii="Times New Roman" w:hAnsi="Times New Roman" w:cs="Times New Roman"/>
           <w:sz w:val="28"/>
           <w:szCs w:val="32"/>
         </w:rPr>
-        <w:t>F</w:t>
+        <w:t xml:space="preserve"> + </w:t>
       </w:r>
       <w:r>
         <w:rPr>
           <w:rFonts w:ascii="Times New Roman" w:hAnsi="Times New Roman" w:cs="Times New Roman"/>
           <w:sz w:val="28"/>
           <w:szCs w:val="32"/>
-          <w:lang w:val="ru-RU"/>
+        </w:rPr>
+        <w:t>floor</w:t>
+      </w:r>
+      <w:r>
+        <w:rPr>
+          <w:rFonts w:ascii="Times New Roman" w:hAnsi="Times New Roman" w:cs="Times New Roman"/>
+          <w:sz w:val="28"/>
+          <w:szCs w:val="32"/>
         </w:rPr>
         <w:t>_</w:t>
       </w:r>
@@ -24402,97 +24297,13 @@
           <w:sz w:val="28"/>
           <w:szCs w:val="32"/>
         </w:rPr>
-        <w:t>spec</w:t>
+        <w:t>mp</w:t>
       </w:r>
       <w:r>
         <w:rPr>
           <w:rFonts w:ascii="Times New Roman" w:hAnsi="Times New Roman" w:cs="Times New Roman"/>
           <w:sz w:val="28"/>
           <w:szCs w:val="32"/>
-          <w:lang w:val="ru-RU"/>
-        </w:rPr>
-        <w:t>·</w:t>
-      </w:r>
-      <w:r>
-        <w:rPr>
-          <w:rFonts w:ascii="Times New Roman" w:hAnsi="Times New Roman" w:cs="Times New Roman"/>
-          <w:sz w:val="28"/>
-          <w:szCs w:val="32"/>
-        </w:rPr>
-        <w:t>F</w:t>
-      </w:r>
-      <w:r>
-        <w:rPr>
-          <w:rFonts w:ascii="Times New Roman" w:hAnsi="Times New Roman" w:cs="Times New Roman"/>
-          <w:sz w:val="28"/>
-          <w:szCs w:val="32"/>
-          <w:lang w:val="ru-RU"/>
-        </w:rPr>
-        <w:t>_</w:t>
-      </w:r>
-      <w:proofErr w:type="spellStart"/>
-      <w:proofErr w:type="gramStart"/>
-      <w:r>
-        <w:rPr>
-          <w:rFonts w:ascii="Times New Roman" w:hAnsi="Times New Roman" w:cs="Times New Roman"/>
-          <w:sz w:val="28"/>
-          <w:szCs w:val="32"/>
-        </w:rPr>
-        <w:t>mp</w:t>
-      </w:r>
-      <w:proofErr w:type="spellEnd"/>
-      <w:r>
-        <w:rPr>
-          <w:rFonts w:ascii="Times New Roman" w:hAnsi="Times New Roman" w:cs="Times New Roman"/>
-          <w:sz w:val="28"/>
-          <w:szCs w:val="32"/>
-          <w:lang w:val="ru-RU"/>
-        </w:rPr>
-        <w:t>)²</w:t>
-      </w:r>
-      <w:proofErr w:type="gramEnd"/>
-      <w:r>
-        <w:rPr>
-          <w:rFonts w:ascii="Times New Roman" w:hAnsi="Times New Roman" w:cs="Times New Roman"/>
-          <w:sz w:val="28"/>
-          <w:szCs w:val="32"/>
-          <w:lang w:val="ru-RU"/>
-        </w:rPr>
-        <w:t xml:space="preserve"> + </w:t>
-      </w:r>
-      <w:r>
-        <w:rPr>
-          <w:rFonts w:ascii="Times New Roman" w:hAnsi="Times New Roman" w:cs="Times New Roman"/>
-          <w:sz w:val="28"/>
-          <w:szCs w:val="32"/>
-        </w:rPr>
-        <w:t>floor</w:t>
-      </w:r>
-      <w:r>
-        <w:rPr>
-          <w:rFonts w:ascii="Times New Roman" w:hAnsi="Times New Roman" w:cs="Times New Roman"/>
-          <w:sz w:val="28"/>
-          <w:szCs w:val="32"/>
-          <w:lang w:val="ru-RU"/>
-        </w:rPr>
-        <w:t>_</w:t>
-      </w:r>
-      <w:proofErr w:type="spellStart"/>
-      <w:r>
-        <w:rPr>
-          <w:rFonts w:ascii="Times New Roman" w:hAnsi="Times New Roman" w:cs="Times New Roman"/>
-          <w:sz w:val="28"/>
-          <w:szCs w:val="32"/>
-        </w:rPr>
-        <w:t>mp</w:t>
-      </w:r>
-      <w:proofErr w:type="spellEnd"/>
-      <w:r>
-        <w:rPr>
-          <w:rFonts w:ascii="Times New Roman" w:hAnsi="Times New Roman" w:cs="Times New Roman"/>
-          <w:sz w:val="28"/>
-          <w:szCs w:val="32"/>
-          <w:lang w:val="ru-RU"/>
         </w:rPr>
         <w:t xml:space="preserve">²] + </w:t>
       </w:r>
@@ -27730,6 +27541,7 @@
                 <w:sz w:val="28"/>
                 <w:szCs w:val="28"/>
               </w:rPr>
+              <w:lastRenderedPageBreak/>
               <w:t>2.0 м</w:t>
             </w:r>
           </w:p>
@@ -28309,6 +28121,7 @@
           <w:szCs w:val="28"/>
           <w:lang w:val="ru-RU"/>
         </w:rPr>
+        <w:lastRenderedPageBreak/>
         <w:t>Для первого образца разумна схема 4 узла × 3 микрофона = 12 микрофонов. В каждом узле держать диаметр 0.3–0.5м. Если нужен более устойчивый объёмный узел, использовать 4 микрофона, но не увеличивать его диаметр без необходимости. Добавление пятого, шестого и последующих микрофонов выгоднее направлять на новый пространственный узел, чем на растягивание существующей низкочастотной решётки.</w:t>
       </w:r>
     </w:p>
@@ -29426,6 +29239,7 @@
       </w:pPr>
       <w:bookmarkStart w:id="18" w:name="_Toc238162142"/>
       <w:r>
+        <w:lastRenderedPageBreak/>
         <w:t>1</w:t>
       </w:r>
       <w:r>
@@ -31886,6 +31700,7 @@
                 <w:sz w:val="28"/>
                 <w:szCs w:val="28"/>
               </w:rPr>
+              <w:lastRenderedPageBreak/>
               <w:t>8K_FOV15</w:t>
             </w:r>
           </w:p>
@@ -33437,7 +33252,17 @@
                 <w:szCs w:val="28"/>
                 <w:lang w:val="ru-RU"/>
               </w:rPr>
-              <w:t xml:space="preserve"> на нескольких компактных узлах + временное накопление</w:t>
+              <w:t xml:space="preserve"> на нескольких компактных узлах + </w:t>
+            </w:r>
+            <w:r>
+              <w:rPr>
+                <w:rFonts w:ascii="Times New Roman" w:hAnsi="Times New Roman" w:cs="Times New Roman"/>
+                <w:sz w:val="28"/>
+                <w:szCs w:val="28"/>
+                <w:lang w:val="ru-RU"/>
+              </w:rPr>
+              <w:lastRenderedPageBreak/>
+              <w:t>временное накопление</w:t>
             </w:r>
           </w:p>
         </w:tc>
@@ -33463,6 +33288,7 @@
                 <w:szCs w:val="28"/>
                 <w:lang w:val="ru-RU"/>
               </w:rPr>
+              <w:lastRenderedPageBreak/>
               <w:t>Узкополосный характер сигнала; локальная малая база снижает неоднозначность.</w:t>
             </w:r>
           </w:p>
@@ -34939,6 +34765,7 @@
       </w:pPr>
       <w:bookmarkStart w:id="23" w:name="_Toc238162147"/>
       <w:r>
+        <w:lastRenderedPageBreak/>
         <w:t>1</w:t>
       </w:r>
       <w:r>
@@ -36897,6 +36724,7 @@
                 <w:sz w:val="28"/>
                 <w:szCs w:val="32"/>
               </w:rPr>
+              <w:lastRenderedPageBreak/>
               <w:t>Стерео</w:t>
             </w:r>
             <w:proofErr w:type="spellEnd"/>
@@ -38934,6 +38762,7 @@
   <w:style w:type="character" w:default="1" w:styleId="a2">
     <w:name w:val="Default Paragraph Font"/>
     <w:uiPriority w:val="1"/>
+    <w:semiHidden/>
     <w:unhideWhenUsed/>
   </w:style>
   <w:style w:type="table" w:default="1" w:styleId="a3">
